--- a/11 Opening Procedures.docx
+++ b/11 Opening Procedures.docx
@@ -76,19 +76,8 @@
           <w:sz w:val="26"/>
           <w:szCs w:val="26"/>
         </w:rPr>
-        <w:t xml:space="preserve"> </w:t>
-      </w:r>
-      <w:proofErr w:type="gramStart"/>
-      <w:r>
-        <w:rPr>
-          <w:i/>
-          <w:iCs/>
-          <w:sz w:val="26"/>
-          <w:szCs w:val="26"/>
-        </w:rPr>
-        <w:t>first priority</w:t>
-      </w:r>
-      <w:proofErr w:type="gramEnd"/>
+        <w:t xml:space="preserve"> first priority</w:t>
+      </w:r>
       <w:r>
         <w:rPr>
           <w:i/>
@@ -553,13 +542,8 @@
       <w:r>
         <w:t xml:space="preserve">sure that the </w:t>
       </w:r>
-      <w:proofErr w:type="gramStart"/>
-      <w:r>
-        <w:t>time sheet</w:t>
-      </w:r>
-      <w:proofErr w:type="gramEnd"/>
-      <w:r>
-        <w:t xml:space="preserve"> </w:t>
+      <w:r>
+        <w:t xml:space="preserve">time sheet </w:t>
       </w:r>
       <w:r>
         <w:t xml:space="preserve">is </w:t>
@@ -994,13 +978,8 @@
       <w:r>
         <w:t xml:space="preserve">Prepare patron carts by loading all but one or two with </w:t>
       </w:r>
-      <w:proofErr w:type="gramStart"/>
-      <w:r>
-        <w:t>opened</w:t>
-      </w:r>
-      <w:proofErr w:type="gramEnd"/>
-      <w:r>
-        <w:t xml:space="preserve"> paper</w:t>
+      <w:r>
+        <w:t>opened paper</w:t>
       </w:r>
       <w:r>
         <w:t xml:space="preserve"> grocery bags</w:t>
@@ -1243,13 +1222,8 @@
       <w:r>
         <w:t xml:space="preserve">, </w:t>
       </w:r>
-      <w:proofErr w:type="gramStart"/>
-      <w:r>
-        <w:t>breads</w:t>
-      </w:r>
-      <w:proofErr w:type="gramEnd"/>
-      <w:r>
-        <w:t>, tortillas, and yeast</w:t>
+      <w:r>
+        <w:t>breads, tortillas, and yeast</w:t>
       </w:r>
     </w:p>
     <w:p>
@@ -1297,7 +1271,7 @@
         <w:rPr>
           <w:u w:val="single"/>
         </w:rPr>
-        <w:t>Preparation for opening in the back warehouse</w:t>
+        <w:t>Preparation for opening in the warehouse</w:t>
       </w:r>
       <w:r>
         <w:rPr>
@@ -1523,13 +1497,8 @@
         <w:t>Prior</w:t>
       </w:r>
       <w:r>
-        <w:t xml:space="preserve"> to the </w:t>
-      </w:r>
-      <w:proofErr w:type="gramStart"/>
-      <w:r>
-        <w:t>meeting</w:t>
-      </w:r>
-      <w:proofErr w:type="gramEnd"/>
+        <w:t xml:space="preserve"> to the meeting</w:t>
+      </w:r>
       <w:r>
         <w:t xml:space="preserve"> i</w:t>
       </w:r>

--- a/11 Opening Procedures.docx
+++ b/11 Opening Procedures.docx
@@ -4,7 +4,29 @@
   <w:body>
     <w:p>
       <w:pPr>
-        <w:spacing w:after="0"/>
+        <w:spacing w:after="0" w:line="240" w:lineRule="auto"/>
+        <w:rPr>
+          <w:b/>
+          <w:bCs/>
+          <w:sz w:val="28"/>
+          <w:szCs w:val="28"/>
+          <w:u w:val="single"/>
+        </w:rPr>
+      </w:pPr>
+      <w:r>
+        <w:rPr>
+          <w:b/>
+          <w:bCs/>
+          <w:sz w:val="28"/>
+          <w:szCs w:val="28"/>
+          <w:u w:val="single"/>
+        </w:rPr>
+        <w:t>Opening Procedures</w:t>
+      </w:r>
+    </w:p>
+    <w:p>
+      <w:pPr>
+        <w:spacing w:after="0" w:line="240" w:lineRule="auto"/>
         <w:ind w:firstLine="720"/>
         <w:rPr>
           <w:b/>
@@ -19,41 +41,6 @@
       <w:pPr>
         <w:spacing w:after="0" w:line="240" w:lineRule="auto"/>
         <w:rPr>
-          <w:b/>
-          <w:bCs/>
-          <w:sz w:val="28"/>
-          <w:szCs w:val="28"/>
-          <w:u w:val="single"/>
-        </w:rPr>
-      </w:pPr>
-      <w:r>
-        <w:rPr>
-          <w:b/>
-          <w:bCs/>
-          <w:sz w:val="28"/>
-          <w:szCs w:val="28"/>
-          <w:u w:val="single"/>
-        </w:rPr>
-        <w:t>Opening Procedures</w:t>
-      </w:r>
-    </w:p>
-    <w:p>
-      <w:pPr>
-        <w:spacing w:after="0" w:line="240" w:lineRule="auto"/>
-        <w:ind w:firstLine="720"/>
-        <w:rPr>
-          <w:b/>
-          <w:bCs/>
-          <w:sz w:val="26"/>
-          <w:szCs w:val="26"/>
-          <w:u w:val="single"/>
-        </w:rPr>
-      </w:pPr>
-    </w:p>
-    <w:p>
-      <w:pPr>
-        <w:spacing w:after="0" w:line="240" w:lineRule="auto"/>
-        <w:rPr>
           <w:i/>
           <w:iCs/>
           <w:sz w:val="26"/>
@@ -76,7 +63,16 @@
           <w:sz w:val="26"/>
           <w:szCs w:val="26"/>
         </w:rPr>
-        <w:t xml:space="preserve"> first priority</w:t>
+        <w:t xml:space="preserve"> </w:t>
+      </w:r>
+      <w:r>
+        <w:rPr>
+          <w:i/>
+          <w:iCs/>
+          <w:sz w:val="26"/>
+          <w:szCs w:val="26"/>
+        </w:rPr>
+        <w:t>priority</w:t>
       </w:r>
       <w:r>
         <w:rPr>
@@ -542,8 +538,13 @@
       <w:r>
         <w:t xml:space="preserve">sure that the </w:t>
       </w:r>
-      <w:r>
-        <w:t xml:space="preserve">time sheet </w:t>
+      <w:proofErr w:type="gramStart"/>
+      <w:r>
+        <w:t>time sheet</w:t>
+      </w:r>
+      <w:proofErr w:type="gramEnd"/>
+      <w:r>
+        <w:t xml:space="preserve"> </w:t>
       </w:r>
       <w:r>
         <w:t xml:space="preserve">is </w:t>
@@ -840,54 +841,6 @@
           <w:u w:val="single"/>
         </w:rPr>
       </w:pPr>
-    </w:p>
-    <w:p>
-      <w:pPr>
-        <w:spacing w:after="0" w:line="240" w:lineRule="auto"/>
-        <w:rPr>
-          <w:u w:val="single"/>
-        </w:rPr>
-      </w:pPr>
-    </w:p>
-    <w:p>
-      <w:pPr>
-        <w:spacing w:after="0" w:line="240" w:lineRule="auto"/>
-        <w:rPr>
-          <w:u w:val="single"/>
-        </w:rPr>
-      </w:pPr>
-    </w:p>
-    <w:p>
-      <w:pPr>
-        <w:spacing w:after="0" w:line="240" w:lineRule="auto"/>
-        <w:rPr>
-          <w:u w:val="single"/>
-        </w:rPr>
-      </w:pPr>
-    </w:p>
-    <w:p>
-      <w:pPr>
-        <w:spacing w:after="0" w:line="240" w:lineRule="auto"/>
-        <w:rPr>
-          <w:u w:val="single"/>
-        </w:rPr>
-      </w:pPr>
-    </w:p>
-    <w:p>
-      <w:pPr>
-        <w:spacing w:after="0" w:line="240" w:lineRule="auto"/>
-        <w:rPr>
-          <w:u w:val="single"/>
-        </w:rPr>
-      </w:pPr>
-    </w:p>
-    <w:p>
-      <w:pPr>
-        <w:spacing w:after="0" w:line="240" w:lineRule="auto"/>
-        <w:rPr>
-          <w:u w:val="single"/>
-        </w:rPr>
-      </w:pPr>
       <w:r>
         <w:rPr>
           <w:u w:val="single"/>
@@ -979,7 +932,10 @@
         <w:t xml:space="preserve">Prepare patron carts by loading all but one or two with </w:t>
       </w:r>
       <w:r>
-        <w:t>opened paper</w:t>
+        <w:t>open</w:t>
+      </w:r>
+      <w:r>
+        <w:t xml:space="preserve"> paper</w:t>
       </w:r>
       <w:r>
         <w:t xml:space="preserve"> grocery bags</w:t>
@@ -1004,22 +960,6 @@
     <w:p>
       <w:pPr>
         <w:spacing w:after="0" w:line="240" w:lineRule="auto"/>
-      </w:pPr>
-    </w:p>
-    <w:p>
-      <w:pPr>
-        <w:pStyle w:val="ListParagraph"/>
-        <w:spacing w:after="0" w:line="240" w:lineRule="auto"/>
-        <w:ind w:left="1440"/>
-        <w:rPr>
-          <w:sz w:val="16"/>
-          <w:szCs w:val="16"/>
-        </w:rPr>
-      </w:pPr>
-    </w:p>
-    <w:p>
-      <w:pPr>
-        <w:spacing w:after="0" w:line="240" w:lineRule="auto"/>
         <w:rPr>
           <w:u w:val="single"/>
         </w:rPr>
@@ -1028,6 +968,7 @@
         <w:rPr>
           <w:u w:val="single"/>
         </w:rPr>
+        <w:lastRenderedPageBreak/>
         <w:t>W</w:t>
       </w:r>
       <w:r>
@@ -1223,7 +1164,10 @@
         <w:t xml:space="preserve">, </w:t>
       </w:r>
       <w:r>
-        <w:t>breads, tortillas, and yeast</w:t>
+        <w:t>bread</w:t>
+      </w:r>
+      <w:r>
+        <w:t>, tortillas, and yeast</w:t>
       </w:r>
     </w:p>
     <w:p>
@@ -1497,7 +1441,10 @@
         <w:t>Prior</w:t>
       </w:r>
       <w:r>
-        <w:t xml:space="preserve"> to the meeting</w:t>
+        <w:t xml:space="preserve"> to the </w:t>
+      </w:r>
+      <w:r>
+        <w:t>meeting,</w:t>
       </w:r>
       <w:r>
         <w:t xml:space="preserve"> i</w:t>
@@ -1641,7 +1588,6 @@
         <w:spacing w:before="240" w:after="0" w:line="240" w:lineRule="auto"/>
       </w:pPr>
       <w:r>
-        <w:lastRenderedPageBreak/>
         <w:t xml:space="preserve">Close the meeting with a </w:t>
       </w:r>
       <w:r>
@@ -1687,7 +1633,7 @@
       </w:pPr>
     </w:p>
     <w:sectPr>
-      <w:footerReference w:type="default" r:id="rId7"/>
+      <w:footerReference w:type="default" r:id="rId8"/>
       <w:pgSz w:w="12240" w:h="15840"/>
       <w:pgMar w:top="1008" w:right="1008" w:bottom="864" w:left="1296" w:header="720" w:footer="720" w:gutter="0"/>
       <w:cols w:space="720"/>
@@ -1737,7 +1683,14 @@
         <w:i/>
         <w:iCs/>
       </w:rPr>
-      <w:t>Laurie Cannon</w:t>
+      <w:t>7-2</w:t>
+    </w:r>
+    <w:r>
+      <w:rPr>
+        <w:i/>
+        <w:iCs/>
+      </w:rPr>
+      <w:t>4-2026</w:t>
     </w:r>
     <w:r>
       <w:rPr>
@@ -8035,4 +7988,16 @@
     </a:ext>
   </a:extLst>
 </a:theme>
+</file>
+
+<file path=customXml/item1.xml><?xml version="1.0" encoding="utf-8"?>
+<b:Sources xmlns:b="http://schemas.openxmlformats.org/officeDocument/2006/bibliography" xmlns="http://schemas.openxmlformats.org/officeDocument/2006/bibliography" SelectedStyle="\APASixthEditionOfficeOnline.xsl" StyleName="APA" Version="6"/>
+</file>
+
+<file path=customXml/itemProps1.xml><?xml version="1.0" encoding="utf-8"?>
+<ds:datastoreItem xmlns:ds="http://schemas.openxmlformats.org/officeDocument/2006/customXml" ds:itemID="{34F59EEE-38ED-44FE-BB13-18F47B6A7DDC}">
+  <ds:schemaRefs>
+    <ds:schemaRef ds:uri="http://schemas.openxmlformats.org/officeDocument/2006/bibliography"/>
+  </ds:schemaRefs>
+</ds:datastoreItem>
 </file>
--- a/11 Opening Procedures.docx
+++ b/11 Opening Procedures.docx
@@ -1683,14 +1683,7 @@
         <w:i/>
         <w:iCs/>
       </w:rPr>
-      <w:t>7-2</w:t>
-    </w:r>
-    <w:r>
-      <w:rPr>
-        <w:i/>
-        <w:iCs/>
-      </w:rPr>
-      <w:t>4-2026</w:t>
+      <w:t>Opening Procedures.docx</w:t>
     </w:r>
     <w:r>
       <w:rPr>
@@ -1705,7 +1698,7 @@
         <w:iCs/>
       </w:rPr>
       <w:tab/>
-      <w:t>Opening Procedures.docx</w:t>
+      <w:t>7-24-2026</w:t>
     </w:r>
   </w:p>
   <w:p>
